--- a/importadores/clientes_exemplo.docx
+++ b/importadores/clientes_exemplo.docx
@@ -6,7 +6,7 @@
       <w:tblPr>
         <w:tblStyle w:val="Tabelacomgrade"/>
         <w:tblpPr w:leftFromText="141" w:rightFromText="141" w:vertAnchor="page" w:horzAnchor="margin" w:tblpXSpec="center" w:tblpY="1801"/>
-        <w:tblW w:w="15514" w:type="dxa"/>
+        <w:tblW w:w="18467" w:type="dxa"/>
         <w:tblLayout w:type="fixed"/>
         <w:tblLook w:val="04A0" w:firstRow="1" w:lastRow="0" w:firstColumn="1" w:lastColumn="0" w:noHBand="0" w:noVBand="1"/>
       </w:tblPr>
@@ -15,6 +15,7 @@
         <w:gridCol w:w="1843"/>
         <w:gridCol w:w="1842"/>
         <w:gridCol w:w="3119"/>
+        <w:gridCol w:w="2953"/>
         <w:gridCol w:w="2953"/>
         <w:gridCol w:w="733"/>
         <w:gridCol w:w="1290"/>
@@ -62,6 +63,16 @@
           <w:p>
             <w:r>
               <w:t>email</w:t>
+            </w:r>
+          </w:p>
+        </w:tc>
+        <w:tc>
+          <w:tcPr>
+            <w:tcW w:w="2953" w:type="dxa"/>
+          </w:tcPr>
+          <w:p>
+            <w:r>
+              <w:t>data_nascimento</w:t>
             </w:r>
           </w:p>
         </w:tc>
@@ -157,6 +168,24 @@
           <w:p>
             <w:r>
               <w:t>joao.silva@email.com</w:t>
+            </w:r>
+          </w:p>
+        </w:tc>
+        <w:tc>
+          <w:tcPr>
+            <w:tcW w:w="2953" w:type="dxa"/>
+          </w:tcPr>
+          <w:p>
+            <w:pPr>
+              <w:rPr>
+                <w:lang w:val="pt-BR"/>
+              </w:rPr>
+            </w:pPr>
+            <w:r>
+              <w:rPr>
+                <w:lang w:val="pt-BR"/>
+              </w:rPr>
+              <w:t>06/10/1978</w:t>
             </w:r>
           </w:p>
         </w:tc>
@@ -359,6 +388,16 @@
           </w:tcPr>
           <w:p>
             <w:r>
+              <w:t>19/02/1999</w:t>
+            </w:r>
+          </w:p>
+        </w:tc>
+        <w:tc>
+          <w:tcPr>
+            <w:tcW w:w="2953" w:type="dxa"/>
+          </w:tcPr>
+          <w:p>
+            <w:r>
               <w:t>Av. Central</w:t>
             </w:r>
             <w:r>
@@ -538,6 +577,24 @@
           <w:p>
             <w:r>
               <w:t>carlos.souza@email.com</w:t>
+            </w:r>
+          </w:p>
+        </w:tc>
+        <w:tc>
+          <w:tcPr>
+            <w:tcW w:w="2953" w:type="dxa"/>
+          </w:tcPr>
+          <w:p>
+            <w:pPr>
+              <w:rPr>
+                <w:lang w:val="pt-BR"/>
+              </w:rPr>
+            </w:pPr>
+            <w:r>
+              <w:rPr>
+                <w:lang w:val="pt-BR"/>
+              </w:rPr>
+              <w:t>30/03/2003</w:t>
             </w:r>
           </w:p>
         </w:tc>
@@ -849,6 +906,24 @@
           <w:tcPr>
             <w:tcW w:w="2953" w:type="dxa"/>
           </w:tcPr>
+          <w:p>
+            <w:pPr>
+              <w:rPr>
+                <w:lang w:val="pt-BR"/>
+              </w:rPr>
+            </w:pPr>
+            <w:r>
+              <w:rPr>
+                <w:lang w:val="pt-BR"/>
+              </w:rPr>
+              <w:t>06/07/2000</w:t>
+            </w:r>
+          </w:p>
+        </w:tc>
+        <w:tc>
+          <w:tcPr>
+            <w:tcW w:w="2953" w:type="dxa"/>
+          </w:tcPr>
           <w:tbl>
             <w:tblPr>
               <w:tblW w:w="3290" w:type="dxa"/>
@@ -1046,6 +1121,24 @@
           <w:tcPr>
             <w:tcW w:w="2953" w:type="dxa"/>
           </w:tcPr>
+          <w:p>
+            <w:pPr>
+              <w:rPr>
+                <w:lang w:val="pt-BR"/>
+              </w:rPr>
+            </w:pPr>
+            <w:r>
+              <w:rPr>
+                <w:lang w:val="pt-BR"/>
+              </w:rPr>
+              <w:t>14/09/1981</w:t>
+            </w:r>
+          </w:p>
+        </w:tc>
+        <w:tc>
+          <w:tcPr>
+            <w:tcW w:w="2953" w:type="dxa"/>
+          </w:tcPr>
           <w:tbl>
             <w:tblPr>
               <w:tblW w:w="2713" w:type="dxa"/>
@@ -1233,6 +1326,24 @@
           <w:p>
             <w:r>
               <w:t>fernanda.reis@email.com</w:t>
+            </w:r>
+          </w:p>
+        </w:tc>
+        <w:tc>
+          <w:tcPr>
+            <w:tcW w:w="2953" w:type="dxa"/>
+          </w:tcPr>
+          <w:p>
+            <w:pPr>
+              <w:rPr>
+                <w:lang w:val="pt-BR"/>
+              </w:rPr>
+            </w:pPr>
+            <w:r>
+              <w:rPr>
+                <w:lang w:val="pt-BR"/>
+              </w:rPr>
+              <w:t>21/12/1993</w:t>
             </w:r>
           </w:p>
         </w:tc>
@@ -1447,6 +1558,24 @@
           <w:tcPr>
             <w:tcW w:w="2953" w:type="dxa"/>
           </w:tcPr>
+          <w:p>
+            <w:pPr>
+              <w:rPr>
+                <w:lang w:val="pt-BR"/>
+              </w:rPr>
+            </w:pPr>
+            <w:r>
+              <w:rPr>
+                <w:lang w:val="pt-BR"/>
+              </w:rPr>
+              <w:t>28/08/2003</w:t>
+            </w:r>
+          </w:p>
+        </w:tc>
+        <w:tc>
+          <w:tcPr>
+            <w:tcW w:w="2953" w:type="dxa"/>
+          </w:tcPr>
           <w:tbl>
             <w:tblPr>
               <w:tblW w:w="2987" w:type="dxa"/>
@@ -1641,6 +1770,24 @@
           <w:tcPr>
             <w:tcW w:w="2953" w:type="dxa"/>
           </w:tcPr>
+          <w:p>
+            <w:pPr>
+              <w:rPr>
+                <w:lang w:val="pt-BR"/>
+              </w:rPr>
+            </w:pPr>
+            <w:r>
+              <w:rPr>
+                <w:lang w:val="pt-BR"/>
+              </w:rPr>
+              <w:t>27/10/1987</w:t>
+            </w:r>
+          </w:p>
+        </w:tc>
+        <w:tc>
+          <w:tcPr>
+            <w:tcW w:w="2953" w:type="dxa"/>
+          </w:tcPr>
           <w:tbl>
             <w:tblPr>
               <w:tblW w:w="3177" w:type="dxa"/>
@@ -1825,6 +1972,24 @@
           <w:p>
             <w:r>
               <w:t>andre.gomes@email.com</w:t>
+            </w:r>
+          </w:p>
+        </w:tc>
+        <w:tc>
+          <w:tcPr>
+            <w:tcW w:w="2953" w:type="dxa"/>
+          </w:tcPr>
+          <w:p>
+            <w:pPr>
+              <w:rPr>
+                <w:lang w:val="pt-BR"/>
+              </w:rPr>
+            </w:pPr>
+            <w:r>
+              <w:rPr>
+                <w:lang w:val="pt-BR"/>
+              </w:rPr>
+              <w:t>10/09/1965</w:t>
             </w:r>
           </w:p>
         </w:tc>
@@ -2025,6 +2190,24 @@
           <w:p>
             <w:r>
               <w:t>juliana.mendes@email.com</w:t>
+            </w:r>
+          </w:p>
+        </w:tc>
+        <w:tc>
+          <w:tcPr>
+            <w:tcW w:w="2953" w:type="dxa"/>
+          </w:tcPr>
+          <w:p>
+            <w:pPr>
+              <w:rPr>
+                <w:lang w:val="pt-BR"/>
+              </w:rPr>
+            </w:pPr>
+            <w:r>
+              <w:rPr>
+                <w:lang w:val="pt-BR"/>
+              </w:rPr>
+              <w:t>22/10/2008</w:t>
             </w:r>
           </w:p>
         </w:tc>

--- a/importadores/clientes_exemplo.docx
+++ b/importadores/clientes_exemplo.docx
@@ -31,9 +31,11 @@
             <w:tcW w:w="1526" w:type="dxa"/>
           </w:tcPr>
           <w:p>
+            <w:proofErr w:type="spellStart"/>
             <w:r>
               <w:t>nome</w:t>
             </w:r>
+            <w:proofErr w:type="spellEnd"/>
           </w:p>
         </w:tc>
         <w:tc>
@@ -41,9 +43,11 @@
             <w:tcW w:w="1843" w:type="dxa"/>
           </w:tcPr>
           <w:p>
+            <w:proofErr w:type="spellStart"/>
             <w:r>
               <w:t>cpf</w:t>
             </w:r>
+            <w:proofErr w:type="spellEnd"/>
           </w:p>
         </w:tc>
         <w:tc>
@@ -51,9 +55,11 @@
             <w:tcW w:w="1842" w:type="dxa"/>
           </w:tcPr>
           <w:p>
+            <w:proofErr w:type="spellStart"/>
             <w:r>
               <w:t>telefone</w:t>
             </w:r>
+            <w:proofErr w:type="spellEnd"/>
           </w:p>
         </w:tc>
         <w:tc>
@@ -71,9 +77,11 @@
             <w:tcW w:w="2953" w:type="dxa"/>
           </w:tcPr>
           <w:p>
+            <w:proofErr w:type="spellStart"/>
             <w:r>
               <w:t>data_nascimento</w:t>
             </w:r>
+            <w:proofErr w:type="spellEnd"/>
           </w:p>
         </w:tc>
         <w:tc>
@@ -81,9 +89,11 @@
             <w:tcW w:w="2953" w:type="dxa"/>
           </w:tcPr>
           <w:p>
+            <w:proofErr w:type="spellStart"/>
             <w:r>
               <w:t>rua</w:t>
             </w:r>
+            <w:proofErr w:type="spellEnd"/>
           </w:p>
         </w:tc>
         <w:tc>
@@ -101,9 +111,11 @@
             <w:tcW w:w="1290" w:type="dxa"/>
           </w:tcPr>
           <w:p>
+            <w:proofErr w:type="spellStart"/>
             <w:r>
               <w:t>cidade</w:t>
             </w:r>
+            <w:proofErr w:type="spellEnd"/>
           </w:p>
         </w:tc>
         <w:tc>
@@ -111,9 +123,11 @@
             <w:tcW w:w="874" w:type="dxa"/>
           </w:tcPr>
           <w:p>
+            <w:proofErr w:type="spellStart"/>
             <w:r>
               <w:t>estado</w:t>
             </w:r>
+            <w:proofErr w:type="spellEnd"/>
           </w:p>
         </w:tc>
         <w:tc>
@@ -285,11 +299,19 @@
                     </w:rPr>
                     <w:t xml:space="preserve">Rua </w:t>
                   </w:r>
+                  <w:proofErr w:type="spellStart"/>
                   <w:r>
                     <w:rPr>
                       <w:lang w:val="pt-BR"/>
                     </w:rPr>
-                    <w:t>Rua A, Bela Vista</w:t>
+                    <w:t>Rua</w:t>
+                  </w:r>
+                  <w:proofErr w:type="spellEnd"/>
+                  <w:r>
+                    <w:rPr>
+                      <w:lang w:val="pt-BR"/>
+                    </w:rPr>
+                    <w:t xml:space="preserve"> A, Bela Vista</w:t>
                   </w:r>
                 </w:p>
               </w:tc>
@@ -2367,14 +2389,277 @@
           </w:p>
         </w:tc>
       </w:tr>
+      <w:tr>
+        <w:trPr>
+          <w:trHeight w:val="391"/>
+        </w:trPr>
+        <w:tc>
+          <w:tcPr>
+            <w:tcW w:w="1526" w:type="dxa"/>
+          </w:tcPr>
+          <w:p>
+            <w:r>
+              <w:t>Safira Rodrigues</w:t>
+            </w:r>
+          </w:p>
+        </w:tc>
+        <w:tc>
+          <w:tcPr>
+            <w:tcW w:w="1843" w:type="dxa"/>
+          </w:tcPr>
+          <w:p>
+            <w:r>
+              <w:t>09876543210</w:t>
+            </w:r>
+          </w:p>
+        </w:tc>
+        <w:tc>
+          <w:tcPr>
+            <w:tcW w:w="1842" w:type="dxa"/>
+          </w:tcPr>
+          <w:p>
+            <w:r>
+              <w:t>11956220048</w:t>
+            </w:r>
+          </w:p>
+        </w:tc>
+        <w:tc>
+          <w:tcPr>
+            <w:tcW w:w="3119" w:type="dxa"/>
+          </w:tcPr>
+          <w:p>
+            <w:r>
+              <w:t>safira.rodrigues@gmail.com</w:t>
+            </w:r>
+          </w:p>
+        </w:tc>
+        <w:tc>
+          <w:tcPr>
+            <w:tcW w:w="2953" w:type="dxa"/>
+          </w:tcPr>
+          <w:p>
+            <w:pPr>
+              <w:rPr>
+                <w:lang w:val="pt-BR"/>
+              </w:rPr>
+            </w:pPr>
+            <w:r>
+              <w:rPr>
+                <w:lang w:val="pt-BR"/>
+              </w:rPr>
+              <w:t>22/10/2008</w:t>
+            </w:r>
+          </w:p>
+        </w:tc>
+        <w:tc>
+          <w:tcPr>
+            <w:tcW w:w="2953" w:type="dxa"/>
+          </w:tcPr>
+          <w:p>
+            <w:pPr>
+              <w:rPr>
+                <w:lang w:val="pt-BR"/>
+              </w:rPr>
+            </w:pPr>
+            <w:r>
+              <w:rPr>
+                <w:lang w:val="pt-BR"/>
+              </w:rPr>
+              <w:t>Rua Eng. Armando Arruda, Bela Vista</w:t>
+            </w:r>
+          </w:p>
+        </w:tc>
+        <w:tc>
+          <w:tcPr>
+            <w:tcW w:w="733" w:type="dxa"/>
+          </w:tcPr>
+          <w:p>
+            <w:r>
+              <w:t>42</w:t>
+            </w:r>
+          </w:p>
+        </w:tc>
+        <w:tc>
+          <w:tcPr>
+            <w:tcW w:w="1290" w:type="dxa"/>
+          </w:tcPr>
+          <w:p>
+            <w:pPr>
+              <w:rPr>
+                <w:lang w:val="pt-BR"/>
+              </w:rPr>
+            </w:pPr>
+            <w:r>
+              <w:rPr>
+                <w:lang w:val="pt-BR"/>
+              </w:rPr>
+              <w:t>São Paulo</w:t>
+            </w:r>
+          </w:p>
+        </w:tc>
+        <w:tc>
+          <w:tcPr>
+            <w:tcW w:w="874" w:type="dxa"/>
+          </w:tcPr>
+          <w:p>
+            <w:r>
+              <w:t>SP</w:t>
+            </w:r>
+          </w:p>
+        </w:tc>
+        <w:tc>
+          <w:tcPr>
+            <w:tcW w:w="1334" w:type="dxa"/>
+          </w:tcPr>
+          <w:p>
+            <w:r>
+              <w:t>26548561</w:t>
+            </w:r>
+          </w:p>
+        </w:tc>
+      </w:tr>
+      <w:tr>
+        <w:trPr>
+          <w:trHeight w:val="391"/>
+        </w:trPr>
+        <w:tc>
+          <w:tcPr>
+            <w:tcW w:w="1526" w:type="dxa"/>
+          </w:tcPr>
+          <w:p>
+            <w:r>
+              <w:t>Guilherme Alexandre</w:t>
+            </w:r>
+          </w:p>
+        </w:tc>
+        <w:tc>
+          <w:tcPr>
+            <w:tcW w:w="1843" w:type="dxa"/>
+          </w:tcPr>
+          <w:p>
+            <w:r>
+              <w:t>01234567890</w:t>
+            </w:r>
+          </w:p>
+        </w:tc>
+        <w:tc>
+          <w:tcPr>
+            <w:tcW w:w="1842" w:type="dxa"/>
+          </w:tcPr>
+          <w:p>
+            <w:r>
+              <w:t>11980903899</w:t>
+            </w:r>
+          </w:p>
+        </w:tc>
+        <w:tc>
+          <w:tcPr>
+            <w:tcW w:w="3119" w:type="dxa"/>
+          </w:tcPr>
+          <w:p>
+            <w:r>
+              <w:t>guilherme.alexandre@gmail.com</w:t>
+            </w:r>
+          </w:p>
+        </w:tc>
+        <w:tc>
+          <w:tcPr>
+            <w:tcW w:w="2953" w:type="dxa"/>
+          </w:tcPr>
+          <w:p>
+            <w:pPr>
+              <w:rPr>
+                <w:lang w:val="pt-BR"/>
+              </w:rPr>
+            </w:pPr>
+            <w:r>
+              <w:rPr>
+                <w:lang w:val="pt-BR"/>
+              </w:rPr>
+              <w:t>06/01/2005</w:t>
+            </w:r>
+          </w:p>
+        </w:tc>
+        <w:tc>
+          <w:tcPr>
+            <w:tcW w:w="2953" w:type="dxa"/>
+          </w:tcPr>
+          <w:p>
+            <w:pPr>
+              <w:rPr>
+                <w:lang w:val="pt-BR"/>
+              </w:rPr>
+            </w:pPr>
+            <w:r>
+              <w:rPr>
+                <w:lang w:val="pt-BR"/>
+              </w:rPr>
+              <w:t>Av. Cupecê, Zona Sul</w:t>
+            </w:r>
+          </w:p>
+        </w:tc>
+        <w:tc>
+          <w:tcPr>
+            <w:tcW w:w="733" w:type="dxa"/>
+          </w:tcPr>
+          <w:p>
+            <w:r>
+              <w:t>852</w:t>
+            </w:r>
+          </w:p>
+        </w:tc>
+        <w:tc>
+          <w:tcPr>
+            <w:tcW w:w="1290" w:type="dxa"/>
+          </w:tcPr>
+          <w:p>
+            <w:pPr>
+              <w:rPr>
+                <w:lang w:val="pt-BR"/>
+              </w:rPr>
+            </w:pPr>
+            <w:r>
+              <w:rPr>
+                <w:lang w:val="pt-BR"/>
+              </w:rPr>
+              <w:t>São Paulo</w:t>
+            </w:r>
+          </w:p>
+        </w:tc>
+        <w:tc>
+          <w:tcPr>
+            <w:tcW w:w="874" w:type="dxa"/>
+          </w:tcPr>
+          <w:p>
+            <w:r>
+              <w:t>SP</w:t>
+            </w:r>
+          </w:p>
+        </w:tc>
+        <w:tc>
+          <w:tcPr>
+            <w:tcW w:w="1334" w:type="dxa"/>
+          </w:tcPr>
+          <w:p>
+            <w:r>
+              <w:t>04237890</w:t>
+            </w:r>
+          </w:p>
+        </w:tc>
+      </w:tr>
     </w:tbl>
     <w:p>
       <w:pPr>
         <w:pStyle w:val="Ttulo1"/>
+        <w:rPr>
+          <w:u w:val="single"/>
+        </w:rPr>
       </w:pPr>
+      <w:proofErr w:type="spellStart"/>
       <w:r>
         <w:t>Clientes</w:t>
       </w:r>
+      <w:proofErr w:type="spellEnd"/>
     </w:p>
     <w:p/>
     <w:p>
@@ -13980,6 +14265,29 @@
       </w:tcPr>
     </w:tblStylePr>
   </w:style>
+  <w:style w:type="character" w:styleId="Hyperlink">
+    <w:name w:val="Hyperlink"/>
+    <w:basedOn w:val="Fontepargpadro"/>
+    <w:uiPriority w:val="99"/>
+    <w:unhideWhenUsed/>
+    <w:rsid w:val="00BC3715"/>
+    <w:rPr>
+      <w:color w:val="0000FF" w:themeColor="hyperlink"/>
+      <w:u w:val="single"/>
+    </w:rPr>
+  </w:style>
+  <w:style w:type="character" w:styleId="MenoPendente">
+    <w:name w:val="Unresolved Mention"/>
+    <w:basedOn w:val="Fontepargpadro"/>
+    <w:uiPriority w:val="99"/>
+    <w:semiHidden/>
+    <w:unhideWhenUsed/>
+    <w:rsid w:val="00BC3715"/>
+    <w:rPr>
+      <w:color w:val="605E5C"/>
+      <w:shd w:val="clear" w:color="auto" w:fill="E1DFDD"/>
+    </w:rPr>
+  </w:style>
 </w:styles>
 </file>
 
